--- a/UIF/UIF 1_2/Una intelligenza fantastica 1_2.docx
+++ b/UIF/UIF 1_2/Una intelligenza fantastica 1_2.docx
@@ -7828,13 +7828,41 @@
         <w:rPr>
           <w:rFonts w:ascii="Garamond" w:eastAsia="Garamond" w:hAnsi="Garamond" w:cs="Garamond"/>
         </w:rPr>
-        <w:t xml:space="preserve">ella Poetica </w:t>
-      </w:r>
-      <w:r>
-        <w:rPr>
-          <w:rFonts w:ascii="Garamond" w:eastAsia="Garamond" w:hAnsi="Garamond" w:cs="Garamond"/>
-        </w:rPr>
-        <w:t xml:space="preserve">e nella Retorica Aristotele </w:t>
+        <w:t xml:space="preserve">ella </w:t>
+      </w:r>
+      <w:r>
+        <w:rPr>
+          <w:rFonts w:ascii="Garamond" w:eastAsia="Garamond" w:hAnsi="Garamond" w:cs="Garamond"/>
+          <w:i/>
+          <w:iCs/>
+        </w:rPr>
+        <w:t>Poetica</w:t>
+      </w:r>
+      <w:r>
+        <w:rPr>
+          <w:rFonts w:ascii="Garamond" w:eastAsia="Garamond" w:hAnsi="Garamond" w:cs="Garamond"/>
+        </w:rPr>
+        <w:t xml:space="preserve"> </w:t>
+      </w:r>
+      <w:r>
+        <w:rPr>
+          <w:rFonts w:ascii="Garamond" w:eastAsia="Garamond" w:hAnsi="Garamond" w:cs="Garamond"/>
+        </w:rPr>
+        <w:t xml:space="preserve">e nella </w:t>
+      </w:r>
+      <w:r>
+        <w:rPr>
+          <w:rFonts w:ascii="Garamond" w:eastAsia="Garamond" w:hAnsi="Garamond" w:cs="Garamond"/>
+          <w:i/>
+          <w:iCs/>
+        </w:rPr>
+        <w:t>Retorica</w:t>
+      </w:r>
+      <w:r>
+        <w:rPr>
+          <w:rFonts w:ascii="Garamond" w:eastAsia="Garamond" w:hAnsi="Garamond" w:cs="Garamond"/>
+        </w:rPr>
+        <w:t xml:space="preserve"> Aristotele </w:t>
       </w:r>
       <w:r>
         <w:rPr>
@@ -19395,31 +19423,7 @@
         <w:rPr>
           <w:rFonts w:ascii="Garamond" w:eastAsia="Garamond" w:hAnsi="Garamond" w:cs="Garamond"/>
         </w:rPr>
-        <w:t xml:space="preserve">Provate a fare a Claude questa domanda: </w:t>
-      </w:r>
-      <w:r>
-        <w:rPr>
-          <w:rFonts w:ascii="Garamond" w:eastAsia="Garamond" w:hAnsi="Garamond" w:cs="Garamond"/>
-        </w:rPr>
-        <w:t>‘Devo fare una telefonata domani a un collega napoletano e a uno milanese, ma non posso chiamarli prima delle 11.30. A che ora mi conviene fare le due telefonate?’. La risposta</w:t>
-      </w:r>
-      <w:r>
-        <w:rPr>
-          <w:rFonts w:ascii="Garamond" w:eastAsia="Garamond" w:hAnsi="Garamond" w:cs="Garamond"/>
-        </w:rPr>
-        <w:t xml:space="preserve"> sarà (più o meno)</w:t>
-      </w:r>
-      <w:r>
-        <w:rPr>
-          <w:rFonts w:ascii="Garamond" w:eastAsia="Garamond" w:hAnsi="Garamond" w:cs="Garamond"/>
-        </w:rPr>
-        <w:t xml:space="preserve">: ‘La vera variabile è la pausa pranzo. Sfrutta la finestra tra le 11.30 e le 13.00. Se devi scaglionarle, chiama prima il milanese, verso le 11.45–12.00, perché a Milano si tende a pranzare presto; poi il napoletano, verso le 12.15–12.30, perché al Sud la pausa slitta un po’ più tardi’. </w:t>
-      </w:r>
-      <w:r>
-        <w:rPr>
-          <w:rFonts w:ascii="Garamond" w:eastAsia="Garamond" w:hAnsi="Garamond" w:cs="Garamond"/>
-        </w:rPr>
-        <w:t>Cosa ci racconta questa risposta?</w:t>
+        <w:t>Provate a fare a Claude questa domanda: ‘Devo fare una telefonata domani a un collega napoletano e a uno milanese, ma non posso chiamarli prima delle 11.30. A che ora mi conviene fare le due telefonate?’. La risposta sarà (più o meno): ‘La vera variabile è la pausa pranzo. Sfrutta la finestra tra le 11.30 e le 13.00. Se devi scaglionarle, chiama prima il milanese, verso le 11.45–12.00, perché a Milano si tende a pranzare presto; poi il napoletano, verso le 12.15–12.30, perché al Sud la pausa slitta un po’ più tardi’. Cosa ci racconta questa risposta?</w:t>
       </w:r>
     </w:p>
     <w:p>
@@ -20116,16 +20120,8 @@
         <w:rPr>
           <w:rFonts w:ascii="Garamond" w:eastAsia="Garamond" w:hAnsi="Garamond" w:cs="Garamond"/>
         </w:rPr>
-        <w:t xml:space="preserve">possiamo </w:t>
-      </w:r>
-      <w:proofErr w:type="spellStart"/>
-      <w:r>
-        <w:rPr>
-          <w:rFonts w:ascii="Garamond" w:eastAsia="Garamond" w:hAnsi="Garamond" w:cs="Garamond"/>
-        </w:rPr>
-        <w:t>chiamare</w:t>
-      </w:r>
-      <w:proofErr w:type="spellEnd"/>
+        <w:t>possiamo chiamare</w:t>
+      </w:r>
       <w:r>
         <w:rPr>
           <w:rFonts w:ascii="Garamond" w:eastAsia="Garamond" w:hAnsi="Garamond" w:cs="Garamond"/>
